--- a/Labs/Lab Report Template.docx
+++ b/Labs/Lab Report Template.docx
@@ -20,32 +20,7 @@
         <w:jc w:val="center"/>
       </w:pPr>
       <w:r>
-        <w:t>[</w:t>
-      </w:r>
-      <w:proofErr w:type="gramStart"/>
-      <w:r>
-        <w:t>Group #]</w:t>
-      </w:r>
-      <w:proofErr w:type="gramEnd"/>
-      <w:r>
-        <w:t>.</w:t>
-      </w:r>
-      <w:r>
-        <w:t xml:space="preserve"> </w:t>
-      </w:r>
-      <w:proofErr w:type="gramStart"/>
-      <w:r>
-        <w:t>[</w:t>
-      </w:r>
-      <w:proofErr w:type="gramEnd"/>
-      <w:r>
-        <w:t>Your names]</w:t>
-      </w:r>
-      <w:r>
-        <w:t xml:space="preserve">, </w:t>
-      </w:r>
-      <w:r>
-        <w:t>[Date]</w:t>
+        <w:t>[Group #]. [Your names], [Date]</w:t>
       </w:r>
     </w:p>
     <w:p>
@@ -88,8 +63,10 @@
       <w:pPr>
         <w:pStyle w:val="Abstract"/>
         <w:rPr>
+          <w:rFonts w:hint="eastAsia"/>
           <w:i/>
           <w:iCs/>
+          <w:lang w:eastAsia="zh-CN"/>
         </w:rPr>
       </w:pPr>
       <w:r>
@@ -111,6 +88,14 @@
         </w:rPr>
         <w:t xml:space="preserve"> </w:t>
       </w:r>
+      <w:r>
+        <w:rPr>
+          <w:rFonts w:hint="eastAsia"/>
+          <w:iCs/>
+          <w:lang w:eastAsia="zh-CN"/>
+        </w:rPr>
+        <w:t>You do not need to include every section in the template.</w:t>
+      </w:r>
     </w:p>
     <w:p>
       <w:pPr>
@@ -154,15 +139,7 @@
         <w:pStyle w:val="BodyText"/>
       </w:pPr>
       <w:r>
-        <w:t xml:space="preserve">This section is where you tell how you preformed your experiments. This section is short and to the point explaining to someone exactly how the study was done so that if someone wanted to repeat the study they could recreate it exactly the way </w:t>
-      </w:r>
-      <w:proofErr w:type="spellStart"/>
-      <w:r>
-        <w:t>your</w:t>
-      </w:r>
-      <w:proofErr w:type="spellEnd"/>
-      <w:r>
-        <w:t xml:space="preserve"> did.</w:t>
+        <w:t>This section is where you tell how you preformed your experiments. This section is short and to the point explaining to someone exactly how the study was done so that if someone wanted to repeat the study they could recreate it exactly the way your did.</w:t>
       </w:r>
     </w:p>
     <w:p>
@@ -408,25 +385,17 @@
           <w:noProof/>
         </w:rPr>
         <w:drawing>
-          <wp:anchor distT="0" distB="0" distL="114300" distR="114300" simplePos="0" relativeHeight="251658752" behindDoc="1" locked="0" layoutInCell="1" allowOverlap="1" wp14:anchorId="1135303C" wp14:editId="4088368D">
+          <wp:anchor distT="0" distB="0" distL="114300" distR="114300" simplePos="0" relativeHeight="251658752" behindDoc="1" locked="0" layoutInCell="1" allowOverlap="1" wp14:anchorId="1135303C" wp14:editId="4DAFE357">
             <wp:simplePos x="0" y="0"/>
             <wp:positionH relativeFrom="column">
-              <wp:align>right</wp:align>
+              <wp:posOffset>1886585</wp:posOffset>
             </wp:positionH>
             <wp:positionV relativeFrom="paragraph">
-              <wp:posOffset>134836</wp:posOffset>
+              <wp:posOffset>127000</wp:posOffset>
             </wp:positionV>
             <wp:extent cx="3200400" cy="1143000"/>
             <wp:effectExtent l="0" t="0" r="19050" b="19050"/>
-            <wp:wrapTight wrapText="bothSides">
-              <wp:wrapPolygon edited="0">
-                <wp:start x="0" y="0"/>
-                <wp:lineTo x="0" y="21600"/>
-                <wp:lineTo x="21600" y="21600"/>
-                <wp:lineTo x="21600" y="0"/>
-                <wp:lineTo x="0" y="0"/>
-              </wp:wrapPolygon>
-            </wp:wrapTight>
+            <wp:wrapTopAndBottom/>
             <wp:docPr id="1" name="Text Box 8"/>
             <wp:cNvGraphicFramePr>
               <a:graphicFrameLocks xmlns:a="http://purl.oclc.org/ooxml/drawingml/main"/>
@@ -496,6 +465,7 @@
     <w:p>
       <w:pPr>
         <w:pStyle w:val="figurecaption"/>
+        <w:jc w:val="center"/>
       </w:pPr>
       <w:r>
         <w:t xml:space="preserve">Example of a figure </w:t>
@@ -539,19 +509,7 @@
         <w:pStyle w:val="BodyText"/>
       </w:pPr>
       <w:r>
-        <w:t>This is where you summarize your findings and explain your data</w:t>
-      </w:r>
-      <w:r>
-        <w:t xml:space="preserve">. </w:t>
-      </w:r>
-      <w:r>
-        <w:t>Analyze WHY you got the results you did</w:t>
-      </w:r>
-      <w:r>
-        <w:t>.</w:t>
-      </w:r>
-      <w:r>
-        <w:t xml:space="preserve"> This is your chance to show you understood the experiment. In the discussion, you should point out how your experimental results compare with research or theory, and suggest and explain reasons for deviations (in other words how does your data differ from data from other resources). Summarize the project goals and the major findings in a paragraph. </w:t>
+        <w:t xml:space="preserve">This is where you summarize your findings and explain your data. Analyze WHY you got the results you did. This is your chance to show you understood the experiment. In the discussion, you should point out how your experimental results compare with research or theory, and suggest and explain reasons for deviations (in other words how does your data differ from data from other resources). Summarize the project goals and the major findings in a paragraph. </w:t>
       </w:r>
     </w:p>
     <w:p>
@@ -599,7 +557,7 @@
         <w:ind w:start="17.70pt" w:hanging="17.70pt"/>
         <w:jc w:val="start"/>
         <w:rPr>
-          <w:rFonts w:eastAsia="SimSun"/>
+          <w:rFonts w:eastAsia="宋体"/>
           <w:b/>
           <w:noProof w:val="0"/>
           <w:color w:val="FF0000"/>
@@ -612,7 +570,7 @@
           <w:type w:val="continuous"/>
           <w:pgSz w:w="612pt" w:h="792pt" w:code="1"/>
           <w:pgMar w:top="54pt" w:right="45.35pt" w:bottom="72pt" w:left="45.35pt" w:header="36pt" w:footer="36pt" w:gutter="0pt"/>
-          <w:cols w:num="2" w:space="18pt"/>
+          <w:cols w:space="18pt"/>
           <w:docGrid w:linePitch="360"/>
         </w:sectPr>
       </w:pPr>
@@ -2171,7 +2129,7 @@
   <w:docDefaults>
     <w:rPrDefault>
       <w:rPr>
-        <w:rFonts w:ascii="Times New Roman" w:eastAsia="SimSun" w:hAnsi="Times New Roman" w:cs="Times New Roman"/>
+        <w:rFonts w:ascii="Times New Roman" w:eastAsia="宋体" w:hAnsi="Times New Roman" w:cs="Times New Roman"/>
         <w:lang w:val="en-US" w:eastAsia="en-US" w:bidi="ar-SA"/>
       </w:rPr>
     </w:rPrDefault>
